--- a/Dggg-Ppc/G302-Gn2.docx
+++ b/Dggg-Ppc/G302-Gn2.docx
@@ -2125,7 +2125,21 @@
         <w:rPr>
           <w:rFonts w:ascii="Gentium" w:hAnsi="Gentium" w:cs="Gentium"/>
         </w:rPr>
-        <w:t>Then there came again a voice, saying, “Lift up the gates.” And, when Hades heard the voice the second time, he answered as if he knew it not, and said, “Who is this King of glory?” The angels of the Lord said, “The Lord strong and mighty, the Lord mighty in battle.” And, straight away, at the word, the gates of brass were broken in pieces and the bars of iron were ground to powder, and all the dead that were bound were loosed from their chains, and we with them, and the King of glory entered in, in fashion as a man, and all the dark places of Hell were enlightened.</w:t>
+        <w:t xml:space="preserve">Then there came again a voice, saying, “Lift up the gates.” And, when Hades heard the voice the second time, he answered as if he knew it not, and said, “Who is this King of glory?” The angels of the Lord said, “The Lord strong and mighty, the Lord mighty in battle.” And, straight away, at the word, the gates of brass were broken in pieces and the bars of iron were ground to powder, and all the dead that were bound were loosed from their chains, and we with them, and the King of glory entered in, </w:t>
+      </w:r>
+      <w:r>
+        <w:rPr>
+          <w:rFonts w:ascii="Gentium" w:hAnsi="Gentium" w:cs="Gentium"/>
+          <w:i/>
+          <w:iCs/>
+        </w:rPr>
+        <w:t>in fashion</w:t>
+      </w:r>
+      <w:r>
+        <w:rPr>
+          <w:rFonts w:ascii="Gentium" w:hAnsi="Gentium" w:cs="Gentium"/>
+        </w:rPr>
+        <w:t xml:space="preserve"> as a man, and all the dark places of Hell were enlightened.</w:t>
       </w:r>
     </w:p>
     <w:p>
@@ -2566,6 +2580,8 @@
       <w:r>
         <w:rPr>
           <w:rFonts w:ascii="Gentium" w:hAnsi="Gentium" w:cs="Gentium"/>
+          <w:b/>
+          <w:bCs/>
           <w:color w:val="0070C0"/>
           <w:vertAlign w:val="superscript"/>
         </w:rPr>
@@ -2796,7 +2812,19 @@
         <w:rPr>
           <w:rFonts w:ascii="Gentium" w:hAnsi="Gentium" w:cs="Gentium"/>
         </w:rPr>
-        <w:t>Then Hades, when he had taken Satan, said un him, “O Beelzebub, inheritor of fire and torment, adversary of the saints, what need had you to provide that the King of glory should be crucified, so that he should come hither and strip us naked? Turn and see that not one dead man is left in me, but all whatever you gained by the tree of knowledge you have lost by the tree of the cross, and all your joy is turned into sorrow, and when you would slay the King of glory, you have slain yourself; for, since I have received you to keep you safely, you shall learn by trial what evils I will practise on you. O you head-devil, the beginning of death, and root of sin, and end of all evil, what ill did you find in Jesus that you went about his destruction? How did you dare to do so great wickedness? How didst you desire to bring down such a one into this darkness, whereby you are bereaved of all them that have died since the beginning.”</w:t>
+        <w:t xml:space="preserve">Then Hades, when he had taken Satan, said </w:t>
+      </w:r>
+      <w:r>
+        <w:rPr>
+          <w:rFonts w:ascii="Gentium" w:hAnsi="Gentium" w:cs="Gentium"/>
+        </w:rPr>
+        <w:t>to</w:t>
+      </w:r>
+      <w:r>
+        <w:rPr>
+          <w:rFonts w:ascii="Gentium" w:hAnsi="Gentium" w:cs="Gentium"/>
+        </w:rPr>
+        <w:t xml:space="preserve"> him, “O Beelzebub, inheritor of fire and torment, adversary of the saints, what need had you to provide that the King of glory should be crucified, so that he should come hither and strip us naked? Turn and see that not one dead man is left in me, but all whatever you gained by the tree of knowledge you have lost by the tree of the cross, and all your joy is turned into sorrow, and when you would slay the King of glory, you have slain yourself; for, since I have received you to keep you safely, you shall learn by trial what evils I will practise on you. O you head-devil, the beginning of death, and root of sin, and end of all evil, what ill did you find in Jesus that you went about his destruction? How did you dare to do so great wickedness? How didst you desire to bring down such a one into this darkness, whereby you are bereaved of all them that have died since the beginning.”</w:t>
       </w:r>
     </w:p>
     <w:p>
@@ -3802,6 +3830,8 @@
       <w:r>
         <w:rPr>
           <w:rFonts w:ascii="Gentium" w:hAnsi="Gentium" w:cs="Gentium"/>
+          <w:b/>
+          <w:bCs/>
           <w:color w:val="0070C0"/>
           <w:vertAlign w:val="superscript"/>
         </w:rPr>
@@ -3952,6 +3982,8 @@
       <w:r>
         <w:rPr>
           <w:rFonts w:ascii="Gentium" w:hAnsi="Gentium" w:cs="Gentium"/>
+          <w:b/>
+          <w:bCs/>
           <w:color w:val="0070C0"/>
           <w:vertAlign w:val="superscript"/>
         </w:rPr>

--- a/Dggg-Ppc/G302-Gn2.docx
+++ b/Dggg-Ppc/G302-Gn2.docx
@@ -2230,7 +2230,7 @@
         <w:rPr>
           <w:rFonts w:ascii="Gentium" w:hAnsi="Gentium" w:cs="Gentium"/>
         </w:rPr>
-        <w:t>But, when all the multitude of the saints heard it, they spoke with a voice of rebuking to Hell, “Open your gates, that the King of glory may come in.” And David cried out, saying, “Did I not when I was alive upon earth, foretell unto you: Let them give thanks to the Lord, even his mercies and his wonders to the children of men; who has broken the gates of brass and smitten the bars of iron in sunder? He has taken them out of the way of their iniquity.” And, thereafter, in like manner, Esaias said, “Did not I when I was alive on earth foretell to you: The dead shall arise, and they that are in the tombs shall rise again, and they that are in the earth shall rejoice; for, the dew which comes of the Lord is their healing? And again, I said: O death, where is your sting? O Hell, where is your victory?”</w:t>
+        <w:t>But, when all the multitude of the saints heard it, they spoke with a voice of rebuking to Hell, “Open your gates, that the King of glory may come in.” And David cried out, saying, “Did I not when I was alive on earth, foretell to you: Let them give thanks to the Lord, even his mercies and his wonders to the children of men; who has broken the gates of brass and smitten the bars of iron in sunder? He has taken them out of the way of their iniquity.” And, thereafter, in like manner, Esaias said, “Did not I when I was alive on earth foretell to you: The dead shall arise, and they that are in the tombs shall rise again, and they that are in the earth shall rejoice; for, the dew which comes of the Lord is their healing? And again, I said: O death, where is your sting? O Hell, where is your victory?”</w:t>
       </w:r>
     </w:p>
     <w:p>
@@ -2262,7 +2262,19 @@
         <w:rPr>
           <w:rFonts w:ascii="Gentium" w:hAnsi="Gentium" w:cs="Gentium"/>
         </w:rPr>
-        <w:t>When they heard that of Esaias, all the saints said to Hell, “Open your gates; now shall you be overcome and weak and without strength.” And there came a great voice as of thunder, saying, “Remove, O princes, your gates, and be lifted up, you doors of hell, and the King of glory shall come in.” And, when Hell saw that they so cried out twice, he said, as if he knew it not, “Who is the King of glory?” And David answered Hell and said, “The words of this cry I know; for, by his spirit, I prophesied the same; and now I say to you that which I said before: The Lord strong and mighty, the Lord mighty in battle, he is the King of glory. And: The Lord looked down from heaven that he might hear the groanings of them that are in fetters and deliver the children of them that have been slain. And now, O thou most foul and stinking Hell, open your gates, that the King of glory may come in.” And, as David spoke thus to Hell, the Lord of majesty appeared in the form of a man and lightened the eternal darkness and broke the bonds that could not be loosed; and the succour of his everlasting might visited us that sat in the deep darkness of our transgressions and in the shadow of death of our sins.</w:t>
+        <w:t xml:space="preserve">When they heard that of Esaias, all the saints said to Hell, “Open your gates; now shall you be overcome and weak and without strength.” And there came a great voice as of thunder, saying, “Remove, O princes, your gates, and be lifted up, you doors of hell, and the King of glory shall come in.” And, when Hell saw that they so cried out twice, he said, as if he knew it not, “Who is the King of glory?” And David answered Hell and said, “The words of this cry I know; for, by his spirit, I prophesied the same; and now I say to you that which I said before: The Lord strong and mighty, the Lord mighty in battle, he is the King of glory. And: The Lord looked down from heaven that he might hear the groanings of them that are in fetters and deliver the children of them that have been slain. And now, O </w:t>
+      </w:r>
+      <w:r>
+        <w:rPr>
+          <w:rFonts w:ascii="Gentium" w:hAnsi="Gentium" w:cs="Gentium"/>
+        </w:rPr>
+        <w:t>y</w:t>
+      </w:r>
+      <w:r>
+        <w:rPr>
+          <w:rFonts w:ascii="Gentium" w:hAnsi="Gentium" w:cs="Gentium"/>
+        </w:rPr>
+        <w:t>ou most foul and stinking Hell, open your gates, that the King of glory may come in.” And, as David spoke thus to Hell, the Lord of majesty appeared in the form of a man and lightened the eternal darkness and broke the bonds that could not be loosed; and the succour of his everlasting might visited us that sat in the deep darkness of our transgressions and in the shadow of death of our sins.</w:t>
       </w:r>
     </w:p>
     <w:p>
@@ -2824,7 +2836,21 @@
         <w:rPr>
           <w:rFonts w:ascii="Gentium" w:hAnsi="Gentium" w:cs="Gentium"/>
         </w:rPr>
-        <w:t xml:space="preserve"> him, “O Beelzebub, inheritor of fire and torment, adversary of the saints, what need had you to provide that the King of glory should be crucified, so that he should come hither and strip us naked? Turn and see that not one dead man is left in me, but all whatever you gained by the tree of knowledge you have lost by the tree of the cross, and all your joy is turned into sorrow, and when you would slay the King of glory, you have slain yourself; for, since I have received you to keep you safely, you shall learn by trial what evils I will practise on you. O you head-devil, the beginning of death, and root of sin, and end of all evil, what ill did you find in Jesus that you went about his destruction? How did you dare to do so great wickedness? How didst you desire to bring down such a one into this darkness, whereby you are bereaved of all them that have died since the beginning.”</w:t>
+        <w:t xml:space="preserve"> him, “O Beelzebub, inheritor of fire and torment, adversary of the saints, what need had you to provide that the King of glory should be crucified, so that he should come hither and strip us naked? Turn and see that not one dead man is left in me, but all whatever you gained by the tree of knowledge you have lost by the tree of the cross, and all your joy is turned into sorrow, and when you would slay the King of glory, you have slain yourself; for, since I have received you to keep you safely, you shall learn by trial what evils I will practise on you. O you head-devil, the beginning of death, and root of sin, and end of all evil, what ill did you find in Jesus that you went about his destruction? How did you dare to do so great wickedness? How did you desire to bring down such a one into this darkness, whereby you are bereaved of </w:t>
+      </w:r>
+      <w:proofErr w:type="gramStart"/>
+      <w:r>
+        <w:rPr>
+          <w:rFonts w:ascii="Gentium" w:hAnsi="Gentium" w:cs="Gentium"/>
+        </w:rPr>
+        <w:t>all</w:t>
+      </w:r>
+      <w:proofErr w:type="gramEnd"/>
+      <w:r>
+        <w:rPr>
+          <w:rFonts w:ascii="Gentium" w:hAnsi="Gentium" w:cs="Gentium"/>
+        </w:rPr>
+        <w:t xml:space="preserve"> them that have died since the beginning.”</w:t>
       </w:r>
     </w:p>
     <w:p>
@@ -3211,7 +3237,21 @@
         <w:rPr>
           <w:rFonts w:ascii="Gentium" w:hAnsi="Gentium" w:cs="Gentium"/>
         </w:rPr>
-        <w:t>And the Lord, stretching forth his hand, said, “Come to me, all you my saints, which bear my image and my likeness. You that by the tree and the devil and death were condemned, behold now the devil and death condemned by the tree.” And, forthwith, all the saints were gathered in one under the hand of the Lord. And the Lord, holding the right hand of Adam, said to him, “Peace be to you with all your children that are my righteous ones.” But Adam, casting himself at the knees of the Lord, entreated him with tears and beseeching, and said with a loud voice, “I will magnify you, O Lord; for, you have set me up and not made my foes to triumph over me. O Lord my God, I cried to you and you have healed me; Lord, you have brought my soul out of hell, you have delivered me from them that go down to the pit. Sing praises to the Lord, all you saints of his, and give thanks to him for the remembrance of his holiness. For, there is wrath in his indignation and life is in his good pleasure.” In like manner, all the saints of God kneeled and cast themselves at the feet of the Lord, saying with one accord, “You are come, O redeemer of the world; that which you foretold by the law and by your prophets, that have you accomplished in deed. You have redeemed the living by your cross, and by the death of the cross you have come down to us, that you might save us out of hell and death through your majesty. O Lord, like you have set the name of your glory in the heavens and set up your cross for a token of redemption on the earth, so, Lord, set up the sign of the victory of your cross in hell, that death may have no more dominion.”</w:t>
+        <w:t xml:space="preserve">And the Lord, stretching forth his hand, said, “Come to me, all you my saints, which bear my image and my likeness. You that by the tree and the devil and death were condemned, behold now the devil and death condemned by the tree.” And, forthwith, all the saints were gathered in one under the hand of the Lord. And the Lord, holding the right hand of Adam, said to him, “Peace be to you with all your children that are my righteous ones.” But Adam, casting himself at the knees of the Lord, entreated him with tears and beseeching, and said with a loud voice, “I will magnify you, O Lord; for, you have set me up and not made my foes to triumph over me. O Lord my God, I cried to you and you have healed me; Lord, you have brought my soul out of hell, you have delivered me from them that go down to the pit. Sing praises to the Lord, all you saints of his, and give thanks to </w:t>
+      </w:r>
+      <w:r>
+        <w:rPr>
+          <w:rFonts w:ascii="Gentium" w:hAnsi="Gentium" w:cs="Gentium"/>
+          <w:i/>
+          <w:iCs/>
+        </w:rPr>
+        <w:t>him for the</w:t>
+      </w:r>
+      <w:r>
+        <w:rPr>
+          <w:rFonts w:ascii="Gentium" w:hAnsi="Gentium" w:cs="Gentium"/>
+        </w:rPr>
+        <w:t xml:space="preserve"> remembrance of his holiness. For, there is wrath in his indignation and life is in his good pleasure.” In like manner, all the saints of God kneeled and cast themselves at the feet of the Lord, saying with one accord, “You are come, O redeemer of the world; that which you foretold by the law and by your prophets, that have you accomplished in deed. You have redeemed the living by your cross, and by the death of the cross you have come down to us, that you might save us out of hell and death through your majesty. O Lord, like you have set the name of your glory in the heavens and set up your cross for a token of redemption on the earth, so, Lord, set up the sign of the victory of your cross in hell, that death may have no more dominion.”</w:t>
       </w:r>
     </w:p>
     <w:p>
@@ -3771,8 +3811,25 @@
       <w:r>
         <w:rPr>
           <w:rFonts w:ascii="Gentium" w:hAnsi="Gentium" w:cs="Gentium"/>
-        </w:rPr>
-        <w:t xml:space="preserve">1 And, as Enoch and Elias spoke thus with the saints, behold there came another man of vile habit, bearing on his shoulders the sign of the cross; whom, when they beheld, all the saints said to him, “Who are you? For, your appearance is that of a robber; and why is it that you bear a sign on </w:t>
+          <w:b/>
+          <w:bCs/>
+          <w:color w:val="0070C0"/>
+          <w:vertAlign w:val="superscript"/>
+        </w:rPr>
+        <w:t>1</w:t>
+      </w:r>
+      <w:r>
+        <w:rPr>
+          <w:rFonts w:ascii="Gentium" w:hAnsi="Gentium" w:cs="Gentium"/>
+          <w:color w:val="0070C0"/>
+        </w:rPr>
+        <w:t> </w:t>
+      </w:r>
+      <w:r>
+        <w:rPr>
+          <w:rFonts w:ascii="Gentium" w:hAnsi="Gentium" w:cs="Gentium"/>
+        </w:rPr>
+        <w:t xml:space="preserve">And, as Enoch and Elias spoke thus with the saints, behold there came another man of vile habit, bearing on his shoulders the sign of the cross; whom, when they beheld, all the saints said to him, “Who are you? For, your appearance is that of a robber; and why is it that you bear a sign on </w:t>
       </w:r>
       <w:r>
         <w:rPr>
